--- a/manifesto/BKG_Manifesto_Letterhead.docx
+++ b/manifesto/BKG_Manifesto_Letterhead.docx
@@ -333,7 +333,7 @@
           <w:sz w:val="21"/>
           <w:szCs w:val="21"/>
         </w:rPr>
-        <w:t xml:space="preserve">Amateur radio was built by experimenters, by people who wanted to know what would happen if they tried, and somewhere along the way the hobby traded that spirit for a catalog and a credit card. We want the spirit back. We encourage our members to build their own antennas, to roll their own gear, to chase strange propagation, and to try modes that nobody has touched in years. We treat the question of whether something will even work as an invitation rather than a warning. Experimentation is the beating heart of this hobby, and we refuse to let it become a footnote in the story of what radio used to be.</w:t>
+        <w:t xml:space="preserve">Amateur radio was built by experimenters, by people who wanted to know what would happen if they tried, and somewhere along the way the hobby traded that spirit for a catalog and a credit card. We want the spirit back. We encourage our members to build their own antennas, to roll and modify their own gear, to chase strange propagation, and to try modes that nobody has touched in years. We treat the question of whether something will even work as an invitation rather than a warning. Experimentation is the beating heart of this hobby, and we refuse to let it become a footnote in the story of what radio used to be.</w:t>
       </w:r>
     </w:p>
     <w:p>

--- a/manifesto/BKG_Manifesto_Letterhead.docx
+++ b/manifesto/BKG_Manifesto_Letterhead.docx
@@ -270,7 +270,7 @@
           <w:sz w:val="21"/>
           <w:szCs w:val="21"/>
         </w:rPr>
-        <w:t xml:space="preserve">First, we grow the code. </w:t>
+        <w:t xml:space="preserve">First, we claim the 2 meter band, and we do it in code. </w:t>
       </w:r>
       <w:r>
         <w:rPr>
@@ -279,7 +279,7 @@
           <w:sz w:val="21"/>
           <w:szCs w:val="21"/>
         </w:rPr>
-        <w:t xml:space="preserve">Morse is not a relic gathering dust in the history of the hobby. It is the real thing, alive in the hands of anyone willing to learn it, and we intend to keep it that way. Our purpose is to swell the ranks of operators who can send and copy CW with confidence. We lower the barrier for the curious, we sit with the beginner who is still counting dits, and we prove night after night that a steady fist and a patient ear will outperform the most expensive rig on the market. Every operator we bring to the key is a victory for the entire hobby, not just for us.</w:t>
+        <w:t xml:space="preserve">144 MHz is our home, and far too much of it sits silent while the world talks past it on other bands. We exist to put activity back on those frequencies, and above everything else we champion CW on 2 meters, a mode so overlooked that most operators no longer believe it is there at all. When Morse on VHF becomes an ordinary thing to hear again, we reopen a door that has been closed for the better part of a generation. That door leads somewhere worth going, and we intend to hold it open for everyone who follows.</w:t>
       </w:r>
     </w:p>
     <w:p>
@@ -297,7 +297,7 @@
           <w:sz w:val="21"/>
           <w:szCs w:val="21"/>
         </w:rPr>
-        <w:t xml:space="preserve">Second, we claim the 2 meter band, and we do it in code. </w:t>
+        <w:t xml:space="preserve">Second, we grow the code. </w:t>
       </w:r>
       <w:r>
         <w:rPr>
@@ -306,7 +306,7 @@
           <w:sz w:val="21"/>
           <w:szCs w:val="21"/>
         </w:rPr>
-        <w:t xml:space="preserve">144 MHz is our home, and far too much of it sits silent while the world talks past it on other bands. We exist to put activity back on those frequencies, and above everything else we champion CW on 2 meters, a mode so overlooked that most operators no longer believe it is there at all. When Morse on VHF becomes an ordinary thing to hear again, we reopen a door that has been closed for the better part of a generation. That door leads somewhere worth going, and we intend to hold it open for everyone who follows.</w:t>
+        <w:t xml:space="preserve">Morse is not a relic gathering dust in the history of the hobby. It is the real thing, alive in the hands of anyone willing to learn it, and we intend to keep it that way. Our purpose is to swell the ranks of operators who can send and copy CW with confidence. We lower the barrier for the curious, we sit with the beginner who is still counting dits, and we prove night after night that a steady fist and a patient ear will outperform the most expensive rig on the market. Every operator we bring to the key is a victory for the entire hobby, not just for us.</w:t>
       </w:r>
     </w:p>
     <w:p>
